--- a/image-stego-geometric-attack/huong_dan_thuc_hanh_geometric_attack.docx
+++ b/image-stego-geometric-attack/huong_dan_thuc_hanh_geometric_attack.docx
@@ -741,7 +741,7 @@
         <w:spacing w:before="40" w:after="40"/>
       </w:pPr>
       <w:r>
-        <w:t xml:space="preserve">geometric </w:t>
+        <w:t>geometric</w:t>
       </w:r>
       <w:r>
         <w:t>_results/attack_rotated.png — ảnh bị xoay 1 độ.</w:t>
@@ -757,10 +757,15 @@
         <w:spacing w:before="40" w:after="40"/>
       </w:pPr>
       <w:r>
-        <w:t xml:space="preserve">geometric </w:t>
-      </w:r>
-      <w:r>
-        <w:t>_results/attack_cropped.png — ảnh bị cắt 5% mỗi cạnh, resize về kích thước cũ.</w:t>
+        <w:t>geometric</w:t>
+      </w:r>
+      <w:r>
+        <w:t xml:space="preserve">_results/attack_cropped.png </w:t>
+      </w:r>
+      <w:bookmarkStart w:id="5" w:name="_GoBack"/>
+      <w:bookmarkEnd w:id="5"/>
+      <w:r>
+        <w:t>— ảnh bị cắt 5% mỗi cạnh, resize về kích thước cũ.</w:t>
       </w:r>
     </w:p>
     <w:p>
@@ -773,7 +778,7 @@
         <w:spacing w:before="40" w:after="40"/>
       </w:pPr>
       <w:r>
-        <w:t xml:space="preserve">geometric </w:t>
+        <w:t>geometric</w:t>
       </w:r>
       <w:r>
         <w:t>_results/attack_scaled.png — ảnh bị thu nhỏ 90% rồi phóng to lại.</w:t>
@@ -829,12 +834,7 @@
         <w:spacing w:before="60" w:after="80"/>
       </w:pPr>
       <w:r>
-        <w:t>Thực hiện xem lại ảnh được trích xuất sau khi bị</w:t>
-      </w:r>
-      <w:bookmarkStart w:id="5" w:name="_GoBack"/>
-      <w:bookmarkEnd w:id="5"/>
-      <w:r>
-        <w:t xml:space="preserve"> tấn công: </w:t>
+        <w:t xml:space="preserve">Thực hiện xem lại ảnh được trích xuất sau khi bị tấn công: </w:t>
       </w:r>
     </w:p>
     <w:p>
